--- a/backend/src/test/resources/fixtures/m5-dual-concept.docx
+++ b/backend/src/test/resources/fixtures/m5-dual-concept.docx
@@ -23,7 +23,7 @@
         <w:pStyle w:val="Heading1"/>
       </w:pPr>
       <w:r>
-        <w:t xml:space="preserve">Limitation of Liability</w:t>
+        <w:t xml:space="preserve">6. Limitation of Liability</w:t>
       </w:r>
     </w:p>
     <w:p>
@@ -39,7 +39,7 @@
         <w:pStyle w:val="Heading1"/>
       </w:pPr>
       <w:r>
-        <w:t xml:space="preserve">Data Protection</w:t>
+        <w:t xml:space="preserve">2. Data Protection</w:t>
       </w:r>
     </w:p>
     <w:p>

--- a/backend/src/test/resources/fixtures/m5-dual-concept.docx
+++ b/backend/src/test/resources/fixtures/m5-dual-concept.docx
@@ -31,7 +31,7 @@
         <w:pStyle w:val="Normal"/>
       </w:pPr>
       <w:r>
-        <w:t xml:space="preserve">1.1 Supplier's aggregate liability shall not exceed the Fees paid in the preceding twelve (12) months. Supplier shall further indemnify Customer against third-party intellectual property infringement claims arising from the licensed software.</w:t>
+        <w:t xml:space="preserve">1.1 Supplier's aggregate liability shall not exceed four times the Fees paid in the twelve (12) months immediately preceding the claim. Supplier shall further indemnify Customer against third-party intellectual property infringement claims arising from the licensed software.</w:t>
       </w:r>
     </w:p>
     <w:p>
